--- a/module-1/Jones-Assignment1_2.docx
+++ b/module-1/Jones-Assignment1_2.docx
@@ -6,28 +6,8 @@
       <w:pPr>
         <w:jc w:val="center"/>
       </w:pPr>
-    </w:p>
-    <w:p>
-      <w:pPr>
-        <w:jc w:val="center"/>
-      </w:pPr>
-    </w:p>
-    <w:p>
-      <w:pPr>
-        <w:jc w:val="center"/>
-      </w:pPr>
-    </w:p>
-    <w:p>
-      <w:pPr>
-        <w:jc w:val="center"/>
-      </w:pPr>
-    </w:p>
-    <w:p>
-      <w:pPr>
-        <w:jc w:val="center"/>
-      </w:pPr>
       <w:r>
-        <w:t>Jerry Jones</w:t>
+        <w:t xml:space="preserve">Jerry Jones </w:t>
       </w:r>
     </w:p>
     <w:p>
@@ -35,7 +15,7 @@
         <w:jc w:val="center"/>
       </w:pPr>
       <w:r>
-        <w:t xml:space="preserve"> CSD325 – Advanced Python </w:t>
+        <w:t>CSD325 – Advanced Python</w:t>
       </w:r>
     </w:p>
     <w:p>
@@ -43,7 +23,7 @@
         <w:jc w:val="center"/>
       </w:pPr>
       <w:r>
-        <w:t>Module 1.2 Assignment – GitHub Repository Setup</w:t>
+        <w:t>Module 1.2 Assignment</w:t>
       </w:r>
     </w:p>
     <w:p>
@@ -78,19 +58,41 @@
     </w:p>
     <w:p>
       <w:pPr>
-        <w:jc w:val="center"/>
-      </w:pPr>
+        <w:pStyle w:val="ListParagraph"/>
+        <w:numPr>
+          <w:ilvl w:val="0"/>
+          <w:numId w:val="2"/>
+        </w:numPr>
+      </w:pPr>
+      <w:hyperlink r:id="rId5" w:history="1">
+        <w:r>
+          <w:rPr>
+            <w:rStyle w:val="Hyperlink"/>
+          </w:rPr>
+          <w:t>https://github.com/jerrjones513/CSD-325</w:t>
+        </w:r>
+      </w:hyperlink>
     </w:p>
     <w:p>
+      <w:pPr>
+        <w:pStyle w:val="ListParagraph"/>
+        <w:numPr>
+          <w:ilvl w:val="0"/>
+          <w:numId w:val="2"/>
+        </w:numPr>
+      </w:pPr>
+      <w:r>
+        <w:br/>
+      </w:r>
       <w:r>
         <w:rPr>
           <w:noProof/>
         </w:rPr>
         <w:drawing>
-          <wp:inline distT="0" distB="0" distL="0" distR="0" wp14:anchorId="0A393135" wp14:editId="10C95C75">
-            <wp:extent cx="5943600" cy="3257550"/>
-            <wp:effectExtent l="0" t="0" r="0" b="0"/>
-            <wp:docPr id="47125582" name="Picture 1" descr="A screenshot of a computer&#10;&#10;AI-generated content may be incorrect."/>
+          <wp:inline distT="0" distB="0" distL="0" distR="0" wp14:anchorId="78589467" wp14:editId="67A6D218">
+            <wp:extent cx="5943600" cy="3120390"/>
+            <wp:effectExtent l="0" t="0" r="0" b="3810"/>
+            <wp:docPr id="629306909" name="Picture 1" descr="A screenshot of a computer&#10;&#10;AI-generated content may be incorrect."/>
             <wp:cNvGraphicFramePr>
               <a:graphicFrameLocks xmlns:a="http://schemas.openxmlformats.org/drawingml/2006/main" noChangeAspect="1"/>
             </wp:cNvGraphicFramePr>
@@ -98,11 +100,11 @@
               <a:graphicData uri="http://schemas.openxmlformats.org/drawingml/2006/picture">
                 <pic:pic xmlns:pic="http://schemas.openxmlformats.org/drawingml/2006/picture">
                   <pic:nvPicPr>
-                    <pic:cNvPr id="47125582" name="Picture 1" descr="A screenshot of a computer&#10;&#10;AI-generated content may be incorrect."/>
+                    <pic:cNvPr id="629306909" name="Picture 1" descr="A screenshot of a computer&#10;&#10;AI-generated content may be incorrect."/>
                     <pic:cNvPicPr/>
                   </pic:nvPicPr>
                   <pic:blipFill>
-                    <a:blip r:embed="rId4" cstate="print">
+                    <a:blip r:embed="rId6" cstate="print">
                       <a:extLst>
                         <a:ext uri="{28A0092B-C50C-407E-A947-70E740481C1C}">
                           <a14:useLocalDpi xmlns:a14="http://schemas.microsoft.com/office/drawing/2010/main" val="0"/>
@@ -116,7 +118,66 @@
                   <pic:spPr>
                     <a:xfrm>
                       <a:off x="0" y="0"/>
-                      <a:ext cx="5943600" cy="3257550"/>
+                      <a:ext cx="5943600" cy="3120390"/>
+                    </a:xfrm>
+                    <a:prstGeom prst="rect">
+                      <a:avLst/>
+                    </a:prstGeom>
+                  </pic:spPr>
+                </pic:pic>
+              </a:graphicData>
+            </a:graphic>
+          </wp:inline>
+        </w:drawing>
+      </w:r>
+    </w:p>
+    <w:p>
+      <w:pPr>
+        <w:pStyle w:val="ListParagraph"/>
+        <w:numPr>
+          <w:ilvl w:val="0"/>
+          <w:numId w:val="2"/>
+        </w:numPr>
+      </w:pPr>
+      <w:r>
+        <w:lastRenderedPageBreak/>
+        <w:br/>
+      </w:r>
+      <w:r>
+        <w:rPr>
+          <w:noProof/>
+        </w:rPr>
+        <w:drawing>
+          <wp:inline distT="0" distB="0" distL="0" distR="0" wp14:anchorId="31874ED7" wp14:editId="41DD738D">
+            <wp:extent cx="5943600" cy="2474595"/>
+            <wp:effectExtent l="0" t="0" r="0" b="1905"/>
+            <wp:docPr id="1169706217" name="Picture 2" descr="A screenshot of a computer&#10;&#10;AI-generated content may be incorrect."/>
+            <wp:cNvGraphicFramePr>
+              <a:graphicFrameLocks xmlns:a="http://schemas.openxmlformats.org/drawingml/2006/main" noChangeAspect="1"/>
+            </wp:cNvGraphicFramePr>
+            <a:graphic xmlns:a="http://schemas.openxmlformats.org/drawingml/2006/main">
+              <a:graphicData uri="http://schemas.openxmlformats.org/drawingml/2006/picture">
+                <pic:pic xmlns:pic="http://schemas.openxmlformats.org/drawingml/2006/picture">
+                  <pic:nvPicPr>
+                    <pic:cNvPr id="1169706217" name="Picture 2" descr="A screenshot of a computer&#10;&#10;AI-generated content may be incorrect."/>
+                    <pic:cNvPicPr/>
+                  </pic:nvPicPr>
+                  <pic:blipFill>
+                    <a:blip r:embed="rId7" cstate="print">
+                      <a:extLst>
+                        <a:ext uri="{28A0092B-C50C-407E-A947-70E740481C1C}">
+                          <a14:useLocalDpi xmlns:a14="http://schemas.microsoft.com/office/drawing/2010/main" val="0"/>
+                        </a:ext>
+                      </a:extLst>
+                    </a:blip>
+                    <a:stretch>
+                      <a:fillRect/>
+                    </a:stretch>
+                  </pic:blipFill>
+                  <pic:spPr>
+                    <a:xfrm>
+                      <a:off x="0" y="0"/>
+                      <a:ext cx="5943600" cy="2474595"/>
                     </a:xfrm>
                     <a:prstGeom prst="rect">
                       <a:avLst/>
@@ -138,6 +199,195 @@
     </w:sectPr>
   </w:body>
 </w:document>
+</file>
+
+<file path=word/numbering.xml><?xml version="1.0" encoding="utf-8"?>
+<w:numbering xmlns:wpc="http://schemas.microsoft.com/office/word/2010/wordprocessingCanvas" xmlns:cx="http://schemas.microsoft.com/office/drawing/2014/chartex" xmlns:cx1="http://schemas.microsoft.com/office/drawing/2015/9/8/chartex" xmlns:cx2="http://schemas.microsoft.com/office/drawing/2015/10/21/chartex" xmlns:cx3="http://schemas.microsoft.com/office/drawing/2016/5/9/chartex" xmlns:cx4="http://schemas.microsoft.com/office/drawing/2016/5/10/chartex" xmlns:cx5="http://schemas.microsoft.com/office/drawing/2016/5/11/chartex" xmlns:cx6="http://schemas.microsoft.com/office/drawing/2016/5/12/chartex" xmlns:cx7="http://schemas.microsoft.com/office/drawing/2016/5/13/chartex" xmlns:cx8="http://schemas.microsoft.com/office/drawing/2016/5/14/chartex" xmlns:mc="http://schemas.openxmlformats.org/markup-compatibility/2006" xmlns:aink="http://schemas.microsoft.com/office/drawing/2016/ink" xmlns:am3d="http://schemas.microsoft.com/office/drawing/2017/model3d" xmlns:o="urn:schemas-microsoft-com:office:office" xmlns:oel="http://schemas.microsoft.com/office/2019/extlst" xmlns:r="http://schemas.openxmlformats.org/officeDocument/2006/relationships" xmlns:m="http://schemas.openxmlformats.org/officeDocument/2006/math" xmlns:v="urn:schemas-microsoft-com:vml" xmlns:wp14="http://schemas.microsoft.com/office/word/2010/wordprocessingDrawing" xmlns:wp="http://schemas.openxmlformats.org/drawingml/2006/wordprocessingDrawing" xmlns:w10="urn:schemas-microsoft-com:office:word" xmlns:w="http://schemas.openxmlformats.org/wordprocessingml/2006/main" xmlns:w14="http://schemas.microsoft.com/office/word/2010/wordml" xmlns:w15="http://schemas.microsoft.com/office/word/2012/wordml" xmlns:w16cex="http://schemas.microsoft.com/office/word/2018/wordml/cex" xmlns:w16cid="http://schemas.microsoft.com/office/word/2016/wordml/cid" xmlns:w16="http://schemas.microsoft.com/office/word/2018/wordml" xmlns:w16du="http://schemas.microsoft.com/office/word/2023/wordml/word16du" xmlns:w16sdtdh="http://schemas.microsoft.com/office/word/2020/wordml/sdtdatahash" xmlns:w16sdtfl="http://schemas.microsoft.com/office/word/2024/wordml/sdtformatlock" xmlns:w16se="http://schemas.microsoft.com/office/word/2015/wordml/symex" xmlns:wpg="http://schemas.microsoft.com/office/word/2010/wordprocessingGroup" xmlns:wpi="http://schemas.microsoft.com/office/word/2010/wordprocessingInk" xmlns:wne="http://schemas.microsoft.com/office/word/2006/wordml" xmlns:wps="http://schemas.microsoft.com/office/word/2010/wordprocessingShape" mc:Ignorable="w14 w15 w16se w16cid w16 w16cex w16sdtdh w16sdtfl w16du wp14">
+  <w:abstractNum w:abstractNumId="0" w15:restartNumberingAfterBreak="0">
+    <w:nsid w:val="62FF252F"/>
+    <w:multiLevelType w:val="hybridMultilevel"/>
+    <w:tmpl w:val="0EDA1E98"/>
+    <w:lvl w:ilvl="0" w:tplc="0409000F">
+      <w:start w:val="1"/>
+      <w:numFmt w:val="decimal"/>
+      <w:lvlText w:val="%1."/>
+      <w:lvlJc w:val="left"/>
+      <w:pPr>
+        <w:ind w:left="720" w:hanging="360"/>
+      </w:pPr>
+      <w:rPr>
+        <w:rFonts w:hint="default"/>
+      </w:rPr>
+    </w:lvl>
+    <w:lvl w:ilvl="1" w:tplc="04090019" w:tentative="1">
+      <w:start w:val="1"/>
+      <w:numFmt w:val="lowerLetter"/>
+      <w:lvlText w:val="%2."/>
+      <w:lvlJc w:val="left"/>
+      <w:pPr>
+        <w:ind w:left="1440" w:hanging="360"/>
+      </w:pPr>
+    </w:lvl>
+    <w:lvl w:ilvl="2" w:tplc="0409001B" w:tentative="1">
+      <w:start w:val="1"/>
+      <w:numFmt w:val="lowerRoman"/>
+      <w:lvlText w:val="%3."/>
+      <w:lvlJc w:val="right"/>
+      <w:pPr>
+        <w:ind w:left="2160" w:hanging="180"/>
+      </w:pPr>
+    </w:lvl>
+    <w:lvl w:ilvl="3" w:tplc="0409000F" w:tentative="1">
+      <w:start w:val="1"/>
+      <w:numFmt w:val="decimal"/>
+      <w:lvlText w:val="%4."/>
+      <w:lvlJc w:val="left"/>
+      <w:pPr>
+        <w:ind w:left="2880" w:hanging="360"/>
+      </w:pPr>
+    </w:lvl>
+    <w:lvl w:ilvl="4" w:tplc="04090019" w:tentative="1">
+      <w:start w:val="1"/>
+      <w:numFmt w:val="lowerLetter"/>
+      <w:lvlText w:val="%5."/>
+      <w:lvlJc w:val="left"/>
+      <w:pPr>
+        <w:ind w:left="3600" w:hanging="360"/>
+      </w:pPr>
+    </w:lvl>
+    <w:lvl w:ilvl="5" w:tplc="0409001B" w:tentative="1">
+      <w:start w:val="1"/>
+      <w:numFmt w:val="lowerRoman"/>
+      <w:lvlText w:val="%6."/>
+      <w:lvlJc w:val="right"/>
+      <w:pPr>
+        <w:ind w:left="4320" w:hanging="180"/>
+      </w:pPr>
+    </w:lvl>
+    <w:lvl w:ilvl="6" w:tplc="0409000F" w:tentative="1">
+      <w:start w:val="1"/>
+      <w:numFmt w:val="decimal"/>
+      <w:lvlText w:val="%7."/>
+      <w:lvlJc w:val="left"/>
+      <w:pPr>
+        <w:ind w:left="5040" w:hanging="360"/>
+      </w:pPr>
+    </w:lvl>
+    <w:lvl w:ilvl="7" w:tplc="04090019" w:tentative="1">
+      <w:start w:val="1"/>
+      <w:numFmt w:val="lowerLetter"/>
+      <w:lvlText w:val="%8."/>
+      <w:lvlJc w:val="left"/>
+      <w:pPr>
+        <w:ind w:left="5760" w:hanging="360"/>
+      </w:pPr>
+    </w:lvl>
+    <w:lvl w:ilvl="8" w:tplc="0409001B" w:tentative="1">
+      <w:start w:val="1"/>
+      <w:numFmt w:val="lowerRoman"/>
+      <w:lvlText w:val="%9."/>
+      <w:lvlJc w:val="right"/>
+      <w:pPr>
+        <w:ind w:left="6480" w:hanging="180"/>
+      </w:pPr>
+    </w:lvl>
+  </w:abstractNum>
+  <w:abstractNum w:abstractNumId="1" w15:restartNumberingAfterBreak="0">
+    <w:nsid w:val="6E5D236B"/>
+    <w:multiLevelType w:val="hybridMultilevel"/>
+    <w:tmpl w:val="C7DE074E"/>
+    <w:lvl w:ilvl="0" w:tplc="0409000F">
+      <w:start w:val="1"/>
+      <w:numFmt w:val="decimal"/>
+      <w:lvlText w:val="%1."/>
+      <w:lvlJc w:val="left"/>
+      <w:pPr>
+        <w:ind w:left="720" w:hanging="360"/>
+      </w:pPr>
+      <w:rPr>
+        <w:rFonts w:hint="default"/>
+      </w:rPr>
+    </w:lvl>
+    <w:lvl w:ilvl="1" w:tplc="04090019" w:tentative="1">
+      <w:start w:val="1"/>
+      <w:numFmt w:val="lowerLetter"/>
+      <w:lvlText w:val="%2."/>
+      <w:lvlJc w:val="left"/>
+      <w:pPr>
+        <w:ind w:left="1440" w:hanging="360"/>
+      </w:pPr>
+    </w:lvl>
+    <w:lvl w:ilvl="2" w:tplc="0409001B" w:tentative="1">
+      <w:start w:val="1"/>
+      <w:numFmt w:val="lowerRoman"/>
+      <w:lvlText w:val="%3."/>
+      <w:lvlJc w:val="right"/>
+      <w:pPr>
+        <w:ind w:left="2160" w:hanging="180"/>
+      </w:pPr>
+    </w:lvl>
+    <w:lvl w:ilvl="3" w:tplc="0409000F" w:tentative="1">
+      <w:start w:val="1"/>
+      <w:numFmt w:val="decimal"/>
+      <w:lvlText w:val="%4."/>
+      <w:lvlJc w:val="left"/>
+      <w:pPr>
+        <w:ind w:left="2880" w:hanging="360"/>
+      </w:pPr>
+    </w:lvl>
+    <w:lvl w:ilvl="4" w:tplc="04090019" w:tentative="1">
+      <w:start w:val="1"/>
+      <w:numFmt w:val="lowerLetter"/>
+      <w:lvlText w:val="%5."/>
+      <w:lvlJc w:val="left"/>
+      <w:pPr>
+        <w:ind w:left="3600" w:hanging="360"/>
+      </w:pPr>
+    </w:lvl>
+    <w:lvl w:ilvl="5" w:tplc="0409001B" w:tentative="1">
+      <w:start w:val="1"/>
+      <w:numFmt w:val="lowerRoman"/>
+      <w:lvlText w:val="%6."/>
+      <w:lvlJc w:val="right"/>
+      <w:pPr>
+        <w:ind w:left="4320" w:hanging="180"/>
+      </w:pPr>
+    </w:lvl>
+    <w:lvl w:ilvl="6" w:tplc="0409000F" w:tentative="1">
+      <w:start w:val="1"/>
+      <w:numFmt w:val="decimal"/>
+      <w:lvlText w:val="%7."/>
+      <w:lvlJc w:val="left"/>
+      <w:pPr>
+        <w:ind w:left="5040" w:hanging="360"/>
+      </w:pPr>
+    </w:lvl>
+    <w:lvl w:ilvl="7" w:tplc="04090019" w:tentative="1">
+      <w:start w:val="1"/>
+      <w:numFmt w:val="lowerLetter"/>
+      <w:lvlText w:val="%8."/>
+      <w:lvlJc w:val="left"/>
+      <w:pPr>
+        <w:ind w:left="5760" w:hanging="360"/>
+      </w:pPr>
+    </w:lvl>
+    <w:lvl w:ilvl="8" w:tplc="0409001B" w:tentative="1">
+      <w:start w:val="1"/>
+      <w:numFmt w:val="lowerRoman"/>
+      <w:lvlText w:val="%9."/>
+      <w:lvlJc w:val="right"/>
+      <w:pPr>
+        <w:ind w:left="6480" w:hanging="180"/>
+      </w:pPr>
+    </w:lvl>
+  </w:abstractNum>
+  <w:num w:numId="1" w16cid:durableId="1497305905">
+    <w:abstractNumId w:val="1"/>
+  </w:num>
+  <w:num w:numId="2" w16cid:durableId="813571020">
+    <w:abstractNumId w:val="0"/>
+  </w:num>
+</w:numbering>
 </file>
 
 <file path=word/styles.xml><?xml version="1.0" encoding="utf-8"?>
@@ -548,7 +798,7 @@
     <w:link w:val="Heading1Char"/>
     <w:uiPriority w:val="9"/>
     <w:qFormat/>
-    <w:rsid w:val="00346350"/>
+    <w:rsid w:val="005A6AAF"/>
     <w:pPr>
       <w:keepNext/>
       <w:keepLines/>
@@ -571,7 +821,7 @@
     <w:semiHidden/>
     <w:unhideWhenUsed/>
     <w:qFormat/>
-    <w:rsid w:val="00346350"/>
+    <w:rsid w:val="005A6AAF"/>
     <w:pPr>
       <w:keepNext/>
       <w:keepLines/>
@@ -594,7 +844,7 @@
     <w:semiHidden/>
     <w:unhideWhenUsed/>
     <w:qFormat/>
-    <w:rsid w:val="00346350"/>
+    <w:rsid w:val="005A6AAF"/>
     <w:pPr>
       <w:keepNext/>
       <w:keepLines/>
@@ -617,7 +867,7 @@
     <w:semiHidden/>
     <w:unhideWhenUsed/>
     <w:qFormat/>
-    <w:rsid w:val="00346350"/>
+    <w:rsid w:val="005A6AAF"/>
     <w:pPr>
       <w:keepNext/>
       <w:keepLines/>
@@ -640,7 +890,7 @@
     <w:semiHidden/>
     <w:unhideWhenUsed/>
     <w:qFormat/>
-    <w:rsid w:val="00346350"/>
+    <w:rsid w:val="005A6AAF"/>
     <w:pPr>
       <w:keepNext/>
       <w:keepLines/>
@@ -661,7 +911,7 @@
     <w:semiHidden/>
     <w:unhideWhenUsed/>
     <w:qFormat/>
-    <w:rsid w:val="00346350"/>
+    <w:rsid w:val="005A6AAF"/>
     <w:pPr>
       <w:keepNext/>
       <w:keepLines/>
@@ -684,7 +934,7 @@
     <w:semiHidden/>
     <w:unhideWhenUsed/>
     <w:qFormat/>
-    <w:rsid w:val="00346350"/>
+    <w:rsid w:val="005A6AAF"/>
     <w:pPr>
       <w:keepNext/>
       <w:keepLines/>
@@ -705,7 +955,7 @@
     <w:semiHidden/>
     <w:unhideWhenUsed/>
     <w:qFormat/>
-    <w:rsid w:val="00346350"/>
+    <w:rsid w:val="005A6AAF"/>
     <w:pPr>
       <w:keepNext/>
       <w:keepLines/>
@@ -728,7 +978,7 @@
     <w:semiHidden/>
     <w:unhideWhenUsed/>
     <w:qFormat/>
-    <w:rsid w:val="00346350"/>
+    <w:rsid w:val="005A6AAF"/>
     <w:pPr>
       <w:keepNext/>
       <w:keepLines/>
@@ -772,7 +1022,7 @@
     <w:basedOn w:val="DefaultParagraphFont"/>
     <w:link w:val="Heading1"/>
     <w:uiPriority w:val="9"/>
-    <w:rsid w:val="00346350"/>
+    <w:rsid w:val="005A6AAF"/>
     <w:rPr>
       <w:rFonts w:asciiTheme="majorHAnsi" w:eastAsiaTheme="majorEastAsia" w:hAnsiTheme="majorHAnsi" w:cstheme="majorBidi"/>
       <w:color w:val="0F4761" w:themeColor="accent1" w:themeShade="BF"/>
@@ -786,7 +1036,7 @@
     <w:link w:val="Heading2"/>
     <w:uiPriority w:val="9"/>
     <w:semiHidden/>
-    <w:rsid w:val="00346350"/>
+    <w:rsid w:val="005A6AAF"/>
     <w:rPr>
       <w:rFonts w:asciiTheme="majorHAnsi" w:eastAsiaTheme="majorEastAsia" w:hAnsiTheme="majorHAnsi" w:cstheme="majorBidi"/>
       <w:color w:val="0F4761" w:themeColor="accent1" w:themeShade="BF"/>
@@ -800,7 +1050,7 @@
     <w:link w:val="Heading3"/>
     <w:uiPriority w:val="9"/>
     <w:semiHidden/>
-    <w:rsid w:val="00346350"/>
+    <w:rsid w:val="005A6AAF"/>
     <w:rPr>
       <w:rFonts w:eastAsiaTheme="majorEastAsia" w:cstheme="majorBidi"/>
       <w:color w:val="0F4761" w:themeColor="accent1" w:themeShade="BF"/>
@@ -814,7 +1064,7 @@
     <w:link w:val="Heading4"/>
     <w:uiPriority w:val="9"/>
     <w:semiHidden/>
-    <w:rsid w:val="00346350"/>
+    <w:rsid w:val="005A6AAF"/>
     <w:rPr>
       <w:rFonts w:eastAsiaTheme="majorEastAsia" w:cstheme="majorBidi"/>
       <w:i/>
@@ -828,7 +1078,7 @@
     <w:link w:val="Heading5"/>
     <w:uiPriority w:val="9"/>
     <w:semiHidden/>
-    <w:rsid w:val="00346350"/>
+    <w:rsid w:val="005A6AAF"/>
     <w:rPr>
       <w:rFonts w:eastAsiaTheme="majorEastAsia" w:cstheme="majorBidi"/>
       <w:color w:val="0F4761" w:themeColor="accent1" w:themeShade="BF"/>
@@ -840,7 +1090,7 @@
     <w:link w:val="Heading6"/>
     <w:uiPriority w:val="9"/>
     <w:semiHidden/>
-    <w:rsid w:val="00346350"/>
+    <w:rsid w:val="005A6AAF"/>
     <w:rPr>
       <w:rFonts w:eastAsiaTheme="majorEastAsia" w:cstheme="majorBidi"/>
       <w:i/>
@@ -854,7 +1104,7 @@
     <w:link w:val="Heading7"/>
     <w:uiPriority w:val="9"/>
     <w:semiHidden/>
-    <w:rsid w:val="00346350"/>
+    <w:rsid w:val="005A6AAF"/>
     <w:rPr>
       <w:rFonts w:eastAsiaTheme="majorEastAsia" w:cstheme="majorBidi"/>
       <w:color w:val="595959" w:themeColor="text1" w:themeTint="A6"/>
@@ -866,7 +1116,7 @@
     <w:link w:val="Heading8"/>
     <w:uiPriority w:val="9"/>
     <w:semiHidden/>
-    <w:rsid w:val="00346350"/>
+    <w:rsid w:val="005A6AAF"/>
     <w:rPr>
       <w:rFonts w:eastAsiaTheme="majorEastAsia" w:cstheme="majorBidi"/>
       <w:i/>
@@ -880,7 +1130,7 @@
     <w:link w:val="Heading9"/>
     <w:uiPriority w:val="9"/>
     <w:semiHidden/>
-    <w:rsid w:val="00346350"/>
+    <w:rsid w:val="005A6AAF"/>
     <w:rPr>
       <w:rFonts w:eastAsiaTheme="majorEastAsia" w:cstheme="majorBidi"/>
       <w:color w:val="272727" w:themeColor="text1" w:themeTint="D8"/>
@@ -893,7 +1143,7 @@
     <w:link w:val="TitleChar"/>
     <w:uiPriority w:val="10"/>
     <w:qFormat/>
-    <w:rsid w:val="00346350"/>
+    <w:rsid w:val="005A6AAF"/>
     <w:pPr>
       <w:spacing w:after="80" w:line="240" w:lineRule="auto"/>
       <w:contextualSpacing/>
@@ -911,7 +1161,7 @@
     <w:basedOn w:val="DefaultParagraphFont"/>
     <w:link w:val="Title"/>
     <w:uiPriority w:val="10"/>
-    <w:rsid w:val="00346350"/>
+    <w:rsid w:val="005A6AAF"/>
     <w:rPr>
       <w:rFonts w:asciiTheme="majorHAnsi" w:eastAsiaTheme="majorEastAsia" w:hAnsiTheme="majorHAnsi" w:cstheme="majorBidi"/>
       <w:spacing w:val="-10"/>
@@ -927,7 +1177,7 @@
     <w:link w:val="SubtitleChar"/>
     <w:uiPriority w:val="11"/>
     <w:qFormat/>
-    <w:rsid w:val="00346350"/>
+    <w:rsid w:val="005A6AAF"/>
     <w:pPr>
       <w:numPr>
         <w:ilvl w:val="1"/>
@@ -946,7 +1196,7 @@
     <w:basedOn w:val="DefaultParagraphFont"/>
     <w:link w:val="Subtitle"/>
     <w:uiPriority w:val="11"/>
-    <w:rsid w:val="00346350"/>
+    <w:rsid w:val="005A6AAF"/>
     <w:rPr>
       <w:rFonts w:eastAsiaTheme="majorEastAsia" w:cstheme="majorBidi"/>
       <w:color w:val="595959" w:themeColor="text1" w:themeTint="A6"/>
@@ -962,7 +1212,7 @@
     <w:link w:val="QuoteChar"/>
     <w:uiPriority w:val="29"/>
     <w:qFormat/>
-    <w:rsid w:val="00346350"/>
+    <w:rsid w:val="005A6AAF"/>
     <w:pPr>
       <w:spacing w:before="160"/>
       <w:jc w:val="center"/>
@@ -978,7 +1228,7 @@
     <w:basedOn w:val="DefaultParagraphFont"/>
     <w:link w:val="Quote"/>
     <w:uiPriority w:val="29"/>
-    <w:rsid w:val="00346350"/>
+    <w:rsid w:val="005A6AAF"/>
     <w:rPr>
       <w:i/>
       <w:iCs/>
@@ -990,7 +1240,7 @@
     <w:basedOn w:val="Normal"/>
     <w:uiPriority w:val="34"/>
     <w:qFormat/>
-    <w:rsid w:val="00346350"/>
+    <w:rsid w:val="005A6AAF"/>
     <w:pPr>
       <w:ind w:left="720"/>
       <w:contextualSpacing/>
@@ -1001,7 +1251,7 @@
     <w:basedOn w:val="DefaultParagraphFont"/>
     <w:uiPriority w:val="21"/>
     <w:qFormat/>
-    <w:rsid w:val="00346350"/>
+    <w:rsid w:val="005A6AAF"/>
     <w:rPr>
       <w:i/>
       <w:iCs/>
@@ -1015,7 +1265,7 @@
     <w:link w:val="IntenseQuoteChar"/>
     <w:uiPriority w:val="30"/>
     <w:qFormat/>
-    <w:rsid w:val="00346350"/>
+    <w:rsid w:val="005A6AAF"/>
     <w:pPr>
       <w:pBdr>
         <w:top w:val="single" w:sz="4" w:space="10" w:color="0F4761" w:themeColor="accent1" w:themeShade="BF"/>
@@ -1036,7 +1286,7 @@
     <w:basedOn w:val="DefaultParagraphFont"/>
     <w:link w:val="IntenseQuote"/>
     <w:uiPriority w:val="30"/>
-    <w:rsid w:val="00346350"/>
+    <w:rsid w:val="005A6AAF"/>
     <w:rPr>
       <w:i/>
       <w:iCs/>
@@ -1048,13 +1298,36 @@
     <w:basedOn w:val="DefaultParagraphFont"/>
     <w:uiPriority w:val="32"/>
     <w:qFormat/>
-    <w:rsid w:val="00346350"/>
+    <w:rsid w:val="005A6AAF"/>
     <w:rPr>
       <w:b/>
       <w:bCs/>
       <w:smallCaps/>
       <w:color w:val="0F4761" w:themeColor="accent1" w:themeShade="BF"/>
       <w:spacing w:val="5"/>
+    </w:rPr>
+  </w:style>
+  <w:style w:type="character" w:styleId="Hyperlink">
+    <w:name w:val="Hyperlink"/>
+    <w:basedOn w:val="DefaultParagraphFont"/>
+    <w:uiPriority w:val="99"/>
+    <w:unhideWhenUsed/>
+    <w:rsid w:val="005A6AAF"/>
+    <w:rPr>
+      <w:color w:val="467886" w:themeColor="hyperlink"/>
+      <w:u w:val="single"/>
+    </w:rPr>
+  </w:style>
+  <w:style w:type="character" w:styleId="UnresolvedMention">
+    <w:name w:val="Unresolved Mention"/>
+    <w:basedOn w:val="DefaultParagraphFont"/>
+    <w:uiPriority w:val="99"/>
+    <w:semiHidden/>
+    <w:unhideWhenUsed/>
+    <w:rsid w:val="005A6AAF"/>
+    <w:rPr>
+      <w:color w:val="605E5C"/>
+      <w:shd w:val="clear" w:color="auto" w:fill="E1DFDD"/>
     </w:rPr>
   </w:style>
 </w:styles>
